--- a/app/public/plantillas/F1-Mapa-Pertenencia.docx
+++ b/app/public/plantillas/F1-Mapa-Pertenencia.docx
@@ -392,7 +392,7 @@
                         </a:ext>
                       </a:extLst>
                     </a:blip>
-                    <a:srcRect l="4411" t="14225" r="5433" b="9080"/>
+                    <a:srcRect l="0" t="0" r="0" b="0"/>
                     <a:stretch/>
                   </pic:blipFill>
                   <pic:spPr bwMode="auto">
@@ -426,6 +426,37 @@
     </w:p>
     <w:p>
       <w:pPr>
+        <w:spacing w:before="240" w:line="360" w:lineRule="auto"/>
+        <w:jc w:val="both"/>
+        <w:rPr>
+          <w:rFonts w:ascii="Arial" w:hAnsi="Arial" w:cs="Arial"/>
+        </w:rPr>
+      </w:pPr>
+      <w:r>
+        <w:rPr>
+          <w:rFonts w:ascii="Arial" w:hAnsi="Arial" w:cs="Arial"/>
+          <w:b/>
+        </w:rPr>
+        <w:t>Lectura automatizada del mapa — Actual</w:t>
+      </w:r>
+    </w:p>
+    <w:p>
+      <w:pPr>
+        <w:spacing w:line="360" w:lineRule="auto"/>
+        <w:jc w:val="both"/>
+        <w:rPr>
+          <w:rFonts w:ascii="Arial" w:hAnsi="Arial" w:cs="Arial"/>
+        </w:rPr>
+      </w:pPr>
+      <w:r>
+        <w:rPr>
+          <w:rFonts w:ascii="Arial" w:hAnsi="Arial" w:cs="Arial"/>
+        </w:rPr>
+        <w:t>{analisisActual}</w:t>
+      </w:r>
+    </w:p>
+    <w:p>
+      <w:pPr>
         <w:spacing w:line="360" w:lineRule="auto"/>
         <w:jc w:val="both"/>
         <w:rPr>
@@ -479,6 +510,15 @@
         </w:rPr>
         <w:t>¿Quiénes son las personas importantes en tu vida?</w:t>
       </w:r>
+      <w:r>
+        <w:rPr>
+          <w:rFonts w:ascii="Arial" w:hAnsi="Arial" w:cs="Arial"/>
+          <w:i/>
+          <w:color w:val="1F6C50"/>
+        </w:rPr>
+        <w:br/>
+        <w:t xml:space="preserve">Respuesta: {respuestaPersonasImportantes}</w:t>
+      </w:r>
     </w:p>
     <w:p>
       <w:pPr>
@@ -499,6 +539,15 @@
         </w:rPr>
         <w:t>¿Con quién has hablado, o te has visto en la última semana?</w:t>
       </w:r>
+      <w:r>
+        <w:rPr>
+          <w:rFonts w:ascii="Arial" w:hAnsi="Arial" w:cs="Arial"/>
+          <w:i/>
+          <w:color w:val="1F6C50"/>
+        </w:rPr>
+        <w:br/>
+        <w:t xml:space="preserve">Respuesta: {respuestaContactoReciente}</w:t>
+      </w:r>
     </w:p>
     <w:p>
       <w:pPr>
@@ -519,6 +568,15 @@
         </w:rPr>
         <w:t>Cuándo tienes ganas de hacer un poco de vida social, ¿A quién llamas?</w:t>
       </w:r>
+      <w:r>
+        <w:rPr>
+          <w:rFonts w:ascii="Arial" w:hAnsi="Arial" w:cs="Arial"/>
+          <w:i/>
+          <w:color w:val="1F6C50"/>
+        </w:rPr>
+        <w:br/>
+        <w:t xml:space="preserve">Respuesta: {respuestaVidaSocial}</w:t>
+      </w:r>
     </w:p>
     <w:p>
       <w:pPr>
@@ -539,6 +597,24 @@
         </w:rPr>
         <w:lastRenderedPageBreak/>
         <w:t>Cuando te encuentras en dificultades ¿A qué personas acudes? ¿Qué hace que siempre que esto sucede acudas a esta misma persona?</w:t>
+      </w:r>
+      <w:r>
+        <w:rPr>
+          <w:rFonts w:ascii="Arial" w:hAnsi="Arial" w:cs="Arial"/>
+          <w:i/>
+          <w:color w:val="1F6C50"/>
+        </w:rPr>
+        <w:br/>
+        <w:t xml:space="preserve">Respuesta: {respuestaDificultadesQuienes}</w:t>
+      </w:r>
+      <w:r>
+        <w:rPr>
+          <w:rFonts w:ascii="Arial" w:hAnsi="Arial" w:cs="Arial"/>
+          <w:i/>
+          <w:color w:val="1F6C50"/>
+        </w:rPr>
+        <w:br/>
+        <w:t xml:space="preserve">¿Qué hace que siempre acuda a esta misma persona? {respuestaDificultadesPorQue}</w:t>
       </w:r>
     </w:p>
     <w:p>
@@ -824,7 +900,7 @@
                         </a:ext>
                       </a:extLst>
                     </a:blip>
-                    <a:srcRect l="3535" t="15544" r="6047" b="6388"/>
+                    <a:srcRect l="0" t="0" r="0" b="0"/>
                     <a:stretch/>
                   </pic:blipFill>
                   <pic:spPr bwMode="auto">
@@ -854,6 +930,37 @@
             </a:graphic>
           </wp:inline>
         </w:drawing>
+      </w:r>
+    </w:p>
+    <w:p>
+      <w:pPr>
+        <w:spacing w:before="240" w:line="360" w:lineRule="auto"/>
+        <w:jc w:val="both"/>
+        <w:rPr>
+          <w:rFonts w:ascii="Arial" w:hAnsi="Arial" w:cs="Arial"/>
+        </w:rPr>
+      </w:pPr>
+      <w:r>
+        <w:rPr>
+          <w:rFonts w:ascii="Arial" w:hAnsi="Arial" w:cs="Arial"/>
+          <w:b/>
+        </w:rPr>
+        <w:t>Lectura automatizada del mapa — Potencial</w:t>
+      </w:r>
+    </w:p>
+    <w:p>
+      <w:pPr>
+        <w:spacing w:line="360" w:lineRule="auto"/>
+        <w:jc w:val="both"/>
+        <w:rPr>
+          <w:rFonts w:ascii="Arial" w:hAnsi="Arial" w:cs="Arial"/>
+        </w:rPr>
+      </w:pPr>
+      <w:r>
+        <w:rPr>
+          <w:rFonts w:ascii="Arial" w:hAnsi="Arial" w:cs="Arial"/>
+        </w:rPr>
+        <w:t>{analisisPotencial}</w:t>
       </w:r>
     </w:p>
     <w:p>
